--- a/Modification.docx
+++ b/Modification.docx
@@ -3,6 +3,22 @@
 <w:document xmlns:wpc="http://schemas.microsoft.com/office/word/2010/wordprocessingCanvas" xmlns:cx="http://schemas.microsoft.com/office/drawing/2014/chartex" xmlns:cx1="http://schemas.microsoft.com/office/drawing/2015/9/8/chartex" xmlns:cx2="http://schemas.microsoft.com/office/drawing/2015/10/21/chartex" xmlns:cx3="http://schemas.microsoft.com/office/drawing/2016/5/9/chartex" xmlns:cx4="http://schemas.microsoft.com/office/drawing/2016/5/10/chartex" xmlns:cx5="http://schemas.microsoft.com/office/drawing/2016/5/11/chartex" xmlns:cx6="http://schemas.microsoft.com/office/drawing/2016/5/12/chartex" xmlns:cx7="http://schemas.microsoft.com/office/drawing/2016/5/13/chartex" xmlns:cx8="http://schemas.microsoft.com/office/drawing/2016/5/14/chartex" xmlns:mc="http://schemas.openxmlformats.org/markup-compatibility/2006" xmlns:aink="http://schemas.microsoft.com/office/drawing/2016/ink" xmlns:am3d="http://schemas.microsoft.com/office/drawing/2017/model3d" xmlns:o="urn:schemas-microsoft-com:office:office" xmlns:oel="http://schemas.microsoft.com/office/2019/extlst" xmlns:r="http://schemas.openxmlformats.org/officeDocument/2006/relationships" xmlns:m="http://schemas.openxmlformats.org/officeDocument/2006/math" xmlns:v="urn:schemas-microsoft-com:vml" xmlns:wp14="http://schemas.microsoft.com/office/word/2010/wordprocessingDrawing" xmlns:wp="http://schemas.openxmlformats.org/drawingml/2006/wordprocessingDrawing" xmlns:w10="urn:schemas-microsoft-com:office:word" xmlns:w="http://schemas.openxmlformats.org/wordprocessingml/2006/main" xmlns:w14="http://schemas.microsoft.com/office/word/2010/wordml" xmlns:w15="http://schemas.microsoft.com/office/word/2012/wordml" xmlns:w16cex="http://schemas.microsoft.com/office/word/2018/wordml/cex" xmlns:w16cid="http://schemas.microsoft.com/office/word/2016/wordml/cid" xmlns:w16="http://schemas.microsoft.com/office/word/2018/wordml" xmlns:w16du="http://schemas.microsoft.com/office/word/2023/wordml/word16du" xmlns:w16sdtdh="http://schemas.microsoft.com/office/word/2020/wordml/sdtdatahash" xmlns:w16sdtfl="http://schemas.microsoft.com/office/word/2024/wordml/sdtformatlock" xmlns:w16se="http://schemas.microsoft.com/office/word/2015/wordml/symex" xmlns:wpg="http://schemas.microsoft.com/office/word/2010/wordprocessingGroup" xmlns:wpi="http://schemas.microsoft.com/office/word/2010/wordprocessingInk" xmlns:wne="http://schemas.microsoft.com/office/word/2006/wordml" xmlns:wps="http://schemas.microsoft.com/office/word/2010/wordprocessingShape" mc:Ignorable="w14 w15 w16se w16cid w16 w16cex w16sdtdh w16sdtfl w16du wp14">
   <w:body>
     <w:p>
+      <w:pPr>
+        <w:jc w:val="center"/>
+        <w:rPr>
+          <w:b/>
+          <w:bCs/>
+        </w:rPr>
+      </w:pPr>
+      <w:r>
+        <w:rPr>
+          <w:b/>
+          <w:bCs/>
+        </w:rPr>
+        <w:t>Backend Modifications</w:t>
+      </w:r>
+    </w:p>
+    <w:p>
       <w:r>
         <w:t>Control the Number of Questions.</w:t>
       </w:r>
@@ -85,6 +101,11 @@
     <w:p>
       <w:r>
         <w:t>Option for host to start the game, without waiting for other players</w:t>
+      </w:r>
+    </w:p>
+    <w:p>
+      <w:r>
+        <w:t>Option for host to kick someone from room</w:t>
       </w:r>
     </w:p>
     <w:p>
@@ -182,7 +203,27 @@
         <w:t xml:space="preserve"> thy.</w:t>
       </w:r>
     </w:p>
-    <w:p/>
+    <w:p>
+      <w:r>
+        <w:t>Spring security + log</w:t>
+      </w:r>
+    </w:p>
+    <w:p>
+      <w:pPr>
+        <w:jc w:val="center"/>
+        <w:rPr>
+          <w:b/>
+          <w:bCs/>
+        </w:rPr>
+      </w:pPr>
+      <w:r>
+        <w:rPr>
+          <w:b/>
+          <w:bCs/>
+        </w:rPr>
+        <w:t>Android Modifications</w:t>
+      </w:r>
+    </w:p>
     <w:sectPr>
       <w:pgSz w:w="12240" w:h="15840"/>
       <w:pgMar w:top="1440" w:right="1440" w:bottom="1440" w:left="1440" w:header="720" w:footer="720" w:gutter="0"/>

--- a/Modification.docx
+++ b/Modification.docx
@@ -222,6 +222,31 @@
           <w:bCs/>
         </w:rPr>
         <w:t>Android Modifications</w:t>
+      </w:r>
+    </w:p>
+    <w:p>
+      <w:pPr>
+        <w:jc w:val="center"/>
+        <w:rPr>
+          <w:b/>
+          <w:bCs/>
+        </w:rPr>
+      </w:pPr>
+    </w:p>
+    <w:p>
+      <w:pPr>
+        <w:jc w:val="center"/>
+        <w:rPr>
+          <w:b/>
+          <w:bCs/>
+        </w:rPr>
+      </w:pPr>
+      <w:r>
+        <w:rPr>
+          <w:b/>
+          <w:bCs/>
+        </w:rPr>
+        <w:t>IOS Modifications</w:t>
       </w:r>
     </w:p>
     <w:sectPr>

--- a/Modification.docx
+++ b/Modification.docx
@@ -25,15 +25,7 @@
     </w:p>
     <w:p>
       <w:r>
-        <w:t xml:space="preserve">Change </w:t>
-      </w:r>
-      <w:proofErr w:type="spellStart"/>
-      <w:r>
-        <w:t>FetchType</w:t>
-      </w:r>
-      <w:proofErr w:type="spellEnd"/>
-      <w:r>
-        <w:t xml:space="preserve"> from Eager to Lazy in model/Room</w:t>
+        <w:t>Change FetchType from Eager to Lazy in model/Room</w:t>
       </w:r>
     </w:p>
     <w:p>
@@ -43,45 +35,8 @@
     </w:p>
     <w:p>
       <w:r>
-        <w:t xml:space="preserve">Room create </w:t>
-      </w:r>
-      <w:proofErr w:type="spellStart"/>
-      <w:r>
-        <w:t>krne</w:t>
-      </w:r>
-      <w:proofErr w:type="spellEnd"/>
-      <w:r>
-        <w:t xml:space="preserve"> </w:t>
-      </w:r>
-      <w:proofErr w:type="spellStart"/>
-      <w:r>
-        <w:t>wala</w:t>
-      </w:r>
-      <w:proofErr w:type="spellEnd"/>
-      <w:r>
-        <w:t xml:space="preserve"> </w:t>
-      </w:r>
-      <w:proofErr w:type="spellStart"/>
-      <w:r>
-        <w:t>bnda</w:t>
-      </w:r>
-      <w:proofErr w:type="spellEnd"/>
-      <w:r>
-        <w:t xml:space="preserve"> </w:t>
-      </w:r>
-      <w:proofErr w:type="spellStart"/>
-      <w:r>
-        <w:t>bhi</w:t>
-      </w:r>
-      <w:proofErr w:type="spellEnd"/>
-      <w:r>
-        <w:t xml:space="preserve"> game </w:t>
-      </w:r>
-      <w:proofErr w:type="spellStart"/>
-      <w:r>
-        <w:t>khele</w:t>
-      </w:r>
-      <w:proofErr w:type="spellEnd"/>
+        <w:t>Room create krne wala bnda bhi game khele</w:t>
+      </w:r>
     </w:p>
     <w:p>
       <w:r>
@@ -149,58 +104,10 @@
     </w:p>
     <w:p>
       <w:r>
-        <w:t xml:space="preserve">WebSocket Testing </w:t>
-      </w:r>
-      <w:proofErr w:type="spellStart"/>
-      <w:r>
-        <w:t>bohut</w:t>
-      </w:r>
-      <w:proofErr w:type="spellEnd"/>
-      <w:r>
-        <w:t xml:space="preserve"> slow </w:t>
-      </w:r>
-      <w:proofErr w:type="spellStart"/>
-      <w:r>
-        <w:t>thi</w:t>
-      </w:r>
-      <w:proofErr w:type="spellEnd"/>
-      <w:r>
-        <w:t xml:space="preserve"> (might need some modifications)</w:t>
-      </w:r>
-      <w:r>
-        <w:t xml:space="preserve">- questions </w:t>
-      </w:r>
-      <w:proofErr w:type="spellStart"/>
-      <w:r>
-        <w:t>bhi</w:t>
-      </w:r>
-      <w:proofErr w:type="spellEnd"/>
-      <w:r>
-        <w:t xml:space="preserve"> </w:t>
-      </w:r>
-      <w:proofErr w:type="spellStart"/>
-      <w:r>
-        <w:t>bohut</w:t>
-      </w:r>
-      <w:proofErr w:type="spellEnd"/>
-      <w:r>
-        <w:t xml:space="preserve"> der </w:t>
-      </w:r>
-      <w:proofErr w:type="spellStart"/>
-      <w:r>
-        <w:t>baad</w:t>
-      </w:r>
-      <w:proofErr w:type="spellEnd"/>
-      <w:r>
-        <w:t xml:space="preserve"> aa </w:t>
-      </w:r>
-      <w:proofErr w:type="spellStart"/>
-      <w:r>
-        <w:t>rhy</w:t>
-      </w:r>
-      <w:proofErr w:type="spellEnd"/>
-      <w:r>
-        <w:t xml:space="preserve"> thy.</w:t>
+        <w:t>WebSocket Testing bohut slow thi (might need some modifications)</w:t>
+      </w:r>
+      <w:r>
+        <w:t>- questions bhi bohut der baad aa rhy thy.</w:t>
       </w:r>
     </w:p>
     <w:p>
@@ -222,6 +129,22 @@
           <w:bCs/>
         </w:rPr>
         <w:t>Android Modifications</w:t>
+      </w:r>
+    </w:p>
+    <w:p>
+      <w:pPr>
+        <w:jc w:val="center"/>
+        <w:rPr>
+          <w:b/>
+          <w:bCs/>
+        </w:rPr>
+      </w:pPr>
+      <w:r>
+        <w:rPr>
+          <w:b/>
+          <w:bCs/>
+        </w:rPr>
+        <w:t>Web Modifications</w:t>
       </w:r>
     </w:p>
     <w:sectPr>

--- a/Modification.docx
+++ b/Modification.docx
@@ -145,6 +145,22 @@
           <w:bCs/>
         </w:rPr>
         <w:t>Web Modifications</w:t>
+      </w:r>
+    </w:p>
+    <w:p>
+      <w:pPr>
+        <w:jc w:val="center"/>
+        <w:rPr>
+          <w:b/>
+          <w:bCs/>
+        </w:rPr>
+      </w:pPr>
+      <w:r>
+        <w:rPr>
+          <w:b/>
+          <w:bCs/>
+        </w:rPr>
+        <w:t>IOS Modifications</w:t>
       </w:r>
     </w:p>
     <w:sectPr>

--- a/Modification.docx
+++ b/Modification.docx
@@ -25,7 +25,15 @@
     </w:p>
     <w:p>
       <w:r>
-        <w:t>Change FetchType from Eager to Lazy in model/Room</w:t>
+        <w:t xml:space="preserve">Change </w:t>
+      </w:r>
+      <w:proofErr w:type="spellStart"/>
+      <w:r>
+        <w:t>FetchType</w:t>
+      </w:r>
+      <w:proofErr w:type="spellEnd"/>
+      <w:r>
+        <w:t xml:space="preserve"> from Eager to Lazy in model/Room</w:t>
       </w:r>
     </w:p>
     <w:p>
@@ -35,8 +43,45 @@
     </w:p>
     <w:p>
       <w:r>
-        <w:t>Room create krne wala bnda bhi game khele</w:t>
-      </w:r>
+        <w:t xml:space="preserve">Room create </w:t>
+      </w:r>
+      <w:proofErr w:type="spellStart"/>
+      <w:r>
+        <w:t>krne</w:t>
+      </w:r>
+      <w:proofErr w:type="spellEnd"/>
+      <w:r>
+        <w:t xml:space="preserve"> </w:t>
+      </w:r>
+      <w:proofErr w:type="spellStart"/>
+      <w:r>
+        <w:t>wala</w:t>
+      </w:r>
+      <w:proofErr w:type="spellEnd"/>
+      <w:r>
+        <w:t xml:space="preserve"> </w:t>
+      </w:r>
+      <w:proofErr w:type="spellStart"/>
+      <w:r>
+        <w:t>bnda</w:t>
+      </w:r>
+      <w:proofErr w:type="spellEnd"/>
+      <w:r>
+        <w:t xml:space="preserve"> </w:t>
+      </w:r>
+      <w:proofErr w:type="spellStart"/>
+      <w:r>
+        <w:t>bhi</w:t>
+      </w:r>
+      <w:proofErr w:type="spellEnd"/>
+      <w:r>
+        <w:t xml:space="preserve"> game </w:t>
+      </w:r>
+      <w:proofErr w:type="spellStart"/>
+      <w:r>
+        <w:t>khele</w:t>
+      </w:r>
+      <w:proofErr w:type="spellEnd"/>
     </w:p>
     <w:p>
       <w:r>
@@ -104,10 +149,58 @@
     </w:p>
     <w:p>
       <w:r>
-        <w:t>WebSocket Testing bohut slow thi (might need some modifications)</w:t>
-      </w:r>
-      <w:r>
-        <w:t>- questions bhi bohut der baad aa rhy thy.</w:t>
+        <w:t xml:space="preserve">WebSocket Testing </w:t>
+      </w:r>
+      <w:proofErr w:type="spellStart"/>
+      <w:r>
+        <w:t>bohut</w:t>
+      </w:r>
+      <w:proofErr w:type="spellEnd"/>
+      <w:r>
+        <w:t xml:space="preserve"> slow </w:t>
+      </w:r>
+      <w:proofErr w:type="spellStart"/>
+      <w:r>
+        <w:t>thi</w:t>
+      </w:r>
+      <w:proofErr w:type="spellEnd"/>
+      <w:r>
+        <w:t xml:space="preserve"> (might need some modifications)</w:t>
+      </w:r>
+      <w:r>
+        <w:t xml:space="preserve">- questions </w:t>
+      </w:r>
+      <w:proofErr w:type="spellStart"/>
+      <w:r>
+        <w:t>bhi</w:t>
+      </w:r>
+      <w:proofErr w:type="spellEnd"/>
+      <w:r>
+        <w:t xml:space="preserve"> </w:t>
+      </w:r>
+      <w:proofErr w:type="spellStart"/>
+      <w:r>
+        <w:t>bohut</w:t>
+      </w:r>
+      <w:proofErr w:type="spellEnd"/>
+      <w:r>
+        <w:t xml:space="preserve"> der </w:t>
+      </w:r>
+      <w:proofErr w:type="spellStart"/>
+      <w:r>
+        <w:t>baad</w:t>
+      </w:r>
+      <w:proofErr w:type="spellEnd"/>
+      <w:r>
+        <w:t xml:space="preserve"> aa </w:t>
+      </w:r>
+      <w:proofErr w:type="spellStart"/>
+      <w:r>
+        <w:t>rhy</w:t>
+      </w:r>
+      <w:proofErr w:type="spellEnd"/>
+      <w:r>
+        <w:t xml:space="preserve"> thy.</w:t>
       </w:r>
     </w:p>
     <w:p>

--- a/Modification.docx
+++ b/Modification.docx
@@ -9,15 +9,7 @@
     </w:p>
     <w:p>
       <w:r>
-        <w:t xml:space="preserve">Change </w:t>
-      </w:r>
-      <w:proofErr w:type="spellStart"/>
-      <w:r>
-        <w:t>FetchType</w:t>
-      </w:r>
-      <w:proofErr w:type="spellEnd"/>
-      <w:r>
-        <w:t xml:space="preserve"> from Eager to Lazy in model/Room</w:t>
+        <w:t>Change FetchType from Eager to Lazy in model/Room</w:t>
       </w:r>
     </w:p>
     <w:p>
@@ -27,45 +19,8 @@
     </w:p>
     <w:p>
       <w:r>
-        <w:t xml:space="preserve">Room create </w:t>
-      </w:r>
-      <w:proofErr w:type="spellStart"/>
-      <w:r>
-        <w:t>krne</w:t>
-      </w:r>
-      <w:proofErr w:type="spellEnd"/>
-      <w:r>
-        <w:t xml:space="preserve"> </w:t>
-      </w:r>
-      <w:proofErr w:type="spellStart"/>
-      <w:r>
-        <w:t>wala</w:t>
-      </w:r>
-      <w:proofErr w:type="spellEnd"/>
-      <w:r>
-        <w:t xml:space="preserve"> </w:t>
-      </w:r>
-      <w:proofErr w:type="spellStart"/>
-      <w:r>
-        <w:t>bnda</w:t>
-      </w:r>
-      <w:proofErr w:type="spellEnd"/>
-      <w:r>
-        <w:t xml:space="preserve"> </w:t>
-      </w:r>
-      <w:proofErr w:type="spellStart"/>
-      <w:r>
-        <w:t>bhi</w:t>
-      </w:r>
-      <w:proofErr w:type="spellEnd"/>
-      <w:r>
-        <w:t xml:space="preserve"> game </w:t>
-      </w:r>
-      <w:proofErr w:type="spellStart"/>
-      <w:r>
-        <w:t>khele</w:t>
-      </w:r>
-      <w:proofErr w:type="spellEnd"/>
+        <w:t>Room create krne wala bnda bhi game khele</w:t>
+      </w:r>
     </w:p>
     <w:p>
       <w:r>
@@ -101,6 +56,19 @@
       </w:r>
     </w:p>
     <w:p>
+      <w:pPr>
+        <w:rPr>
+          <w:strike/>
+        </w:rPr>
+      </w:pPr>
+      <w:r>
+        <w:rPr>
+          <w:strike/>
+        </w:rPr>
+        <w:t>Random MCQS for every player</w:t>
+      </w:r>
+    </w:p>
+    <w:p>
       <w:r>
         <w:t>Allow host to adjust timer for each question</w:t>
       </w:r>
@@ -128,58 +96,10 @@
     </w:p>
     <w:p>
       <w:r>
-        <w:t xml:space="preserve">WebSocket Testing </w:t>
-      </w:r>
-      <w:proofErr w:type="spellStart"/>
-      <w:r>
-        <w:t>bohut</w:t>
-      </w:r>
-      <w:proofErr w:type="spellEnd"/>
-      <w:r>
-        <w:t xml:space="preserve"> slow </w:t>
-      </w:r>
-      <w:proofErr w:type="spellStart"/>
-      <w:r>
-        <w:t>thi</w:t>
-      </w:r>
-      <w:proofErr w:type="spellEnd"/>
-      <w:r>
-        <w:t xml:space="preserve"> (might need some modifications)</w:t>
-      </w:r>
-      <w:r>
-        <w:t xml:space="preserve">- questions </w:t>
-      </w:r>
-      <w:proofErr w:type="spellStart"/>
-      <w:r>
-        <w:t>bhi</w:t>
-      </w:r>
-      <w:proofErr w:type="spellEnd"/>
-      <w:r>
-        <w:t xml:space="preserve"> </w:t>
-      </w:r>
-      <w:proofErr w:type="spellStart"/>
-      <w:r>
-        <w:t>bohut</w:t>
-      </w:r>
-      <w:proofErr w:type="spellEnd"/>
-      <w:r>
-        <w:t xml:space="preserve"> der </w:t>
-      </w:r>
-      <w:proofErr w:type="spellStart"/>
-      <w:r>
-        <w:t>baad</w:t>
-      </w:r>
-      <w:proofErr w:type="spellEnd"/>
-      <w:r>
-        <w:t xml:space="preserve"> aa </w:t>
-      </w:r>
-      <w:proofErr w:type="spellStart"/>
-      <w:r>
-        <w:t>rhy</w:t>
-      </w:r>
-      <w:proofErr w:type="spellEnd"/>
-      <w:r>
-        <w:t xml:space="preserve"> thy.</w:t>
+        <w:t>WebSocket Testing bohut slow thi (might need some modifications)</w:t>
+      </w:r>
+      <w:r>
+        <w:t>- questions bhi bohut der baad aa rhy thy.</w:t>
       </w:r>
     </w:p>
     <w:p/>
